--- a/input/master-resume/old/scratch/Dave_Call_Formatted_Master_Resume.docx
+++ b/input/master-resume/old/scratch/Dave_Call_Formatted_Master_Resume.docx
@@ -570,7 +570,7 @@
         <w:rPr>
           <w:i/>
         </w:rPr>
-        <w:t>August 2021 to April 2022</w:t>
+        <w:t>August 2020 to April 2022</w:t>
       </w:r>
     </w:p>
     <w:p>
@@ -2836,7 +2836,7 @@
         <w:rPr>
           <w:i/>
         </w:rPr>
-        <w:t>August 2021 to April 2022</w:t>
+        <w:t>August 2020 to April 2022</w:t>
       </w:r>
     </w:p>
     <w:p>
@@ -4922,7 +4922,7 @@
         <w:rPr>
           <w:i/>
         </w:rPr>
-        <w:t>August 2021 to April 2022</w:t>
+        <w:t>August 2020 to April 2022</w:t>
       </w:r>
     </w:p>
     <w:p>
